--- a/ModelGuard_Execution_and_Run_Guide.docx
+++ b/ModelGuard_Execution_and_Run_Guide.docx
@@ -1,627 +1,268 @@
 
 <file path=word/document.xml><?xml version="1.0" encoding="utf-8"?>
-<w:document xmlns:wpc="http://schemas.microsoft.com/office/word/2010/wordprocessingCanvas" xmlns:mo="http://schemas.microsoft.com/office/mac/office/2008/main" xmlns:mc="http://schemas.openxmlformats.org/markup-compatibility/2006" xmlns:mv="urn:schemas-microsoft-com:mac:vml" xmlns:o="urn:schemas-microsoft-com:office:office" xmlns:r="http://schemas.openxmlformats.org/officeDocument/2006/relationships" xmlns:m="http://schemas.openxmlformats.org/officeDocument/2006/math" xmlns:v="urn:schemas-microsoft-com:vml" xmlns:wp14="http://schemas.microsoft.com/office/word/2010/wordprocessingDrawing" xmlns:wp="http://schemas.openxmlformats.org/drawingml/2006/wordprocessingDrawing" xmlns:w10="urn:schemas-microsoft-com:office:word" xmlns:w="http://schemas.openxmlformats.org/wordprocessingml/2006/main" xmlns:w14="http://schemas.microsoft.com/office/word/2010/wordml" xmlns:wpg="http://schemas.microsoft.com/office/word/2010/wordprocessingGroup" xmlns:wpi="http://schemas.microsoft.com/office/word/2010/wordprocessingInk" xmlns:wne="http://schemas.microsoft.com/office/word/2006/wordml" xmlns:wps="http://schemas.microsoft.com/office/word/2010/wordprocessingShape" mc:Ignorable="w14 wp14">
+<w:document xmlns:ns1="http://schemas.openxmlformats.org/markup-compatibility/2006" xmlns:w="http://schemas.openxmlformats.org/wordprocessingml/2006/main" ns1:Ignorable="w14 wp14">
   <w:body>
     <w:p>
       <w:pPr>
-        <w:spacing w:before="0" w:after="40"/>
+        <w:pStyle w:val="Title"/>
       </w:pPr>
       <w:r>
-        <w:rPr>
-          <w:rFonts w:ascii="Calibri" w:hAnsi="Calibri"/>
-          <w:b/>
-          <w:color w:val="1B365D"/>
-          <w:sz w:val="44"/>
-        </w:rPr>
-        <w:t>ModelGuard: Step-by-Step Execution Guide</w:t>
+        <w:t xml:space="preserve">ModelGuard Setup and Run Guide</w:t>
+      </w:r>
+    </w:p>
+    <w:p>
+      <w:r>
+        <w:t xml:space="preserve"/>
       </w:r>
     </w:p>
     <w:p>
       <w:pPr>
-        <w:spacing w:after="240"/>
+        <w:pStyle w:val="Heading1"/>
       </w:pPr>
       <w:r>
-        <w:rPr>
-          <w:rFonts w:ascii="Calibri" w:hAnsi="Calibri"/>
-          <w:b/>
-          <w:color w:val="2B6CB0"/>
-          <w:sz w:val="26"/>
-        </w:rPr>
-        <w:t>How to Run Tests, Demos, and Model Scans from the Terminal</w:t>
+        <w:t xml:space="preserve">Select the project</w:t>
       </w:r>
     </w:p>
     <w:p>
       <w:r>
-        <w:t>This guide provides copy-pasteable instructions for executing ModelGuard on your machine. Follow these steps in order when practicing or demonstrating Module 3 (Chat Template Extraction &amp; Static Analysis) and the core container scanner.</w:t>
-      </w:r>
-    </w:p>
-    <w:p>
-      <w:pPr>
-        <w:pStyle w:val="Heading2"/>
-      </w:pPr>
-      <w:r>
-        <w:rPr>
-          <w:color w:val="1B365D"/>
-        </w:rPr>
-        <w:t>Step 1: Open Terminal &amp; Navigate to Project</w:t>
+        <w:t xml:space="preserve"/>
       </w:r>
     </w:p>
     <w:p>
       <w:r>
-        <w:t>Open your Linux terminal (e.g., GNOME Terminal or Konsole) and navigate to the project directory:</w:t>
-      </w:r>
-    </w:p>
-    <w:p>
-      <w:pPr>
-        <w:spacing w:before="80" w:after="120"/>
-        <w:ind w:left="288"/>
-        <w:shd w:fill="F1F5F9"/>
-      </w:pPr>
-      <w:r>
-        <w:rPr>
-          <w:rFonts w:ascii="Courier New" w:hAnsi="Courier New"/>
-          <w:b/>
-          <w:color w:val="181E2A"/>
-          <w:sz w:val="20"/>
-        </w:rPr>
-        <w:t>cd ~/Documents/ModelGuard</w:t>
-      </w:r>
-    </w:p>
-    <w:p>
-      <w:pPr>
-        <w:pStyle w:val="Heading2"/>
-      </w:pPr>
-      <w:r>
-        <w:rPr>
-          <w:color w:val="1B365D"/>
-        </w:rPr>
-        <w:t>Step 2: Activate the Virtual Environment</w:t>
+        <w:t xml:space="preserve">Open a terminal, enter your ModelGuard directory, and check that the selected branch contains the Module 3 fixes. Earlier main-branch revisions may contain only Modules 1 and 2.</w:t>
       </w:r>
     </w:p>
     <w:p>
       <w:r>
-        <w:t>Activate the pre-configured Python virtual environment:</w:t>
-      </w:r>
-    </w:p>
-    <w:p>
-      <w:pPr>
-        <w:spacing w:before="80" w:after="120"/>
-        <w:ind w:left="288"/>
-        <w:shd w:fill="F1F5F9"/>
-      </w:pPr>
-      <w:r>
-        <w:rPr>
-          <w:rFonts w:ascii="Courier New" w:hAnsi="Courier New"/>
-          <w:b/>
-          <w:color w:val="181E2A"/>
-          <w:sz w:val="20"/>
-        </w:rPr>
-        <w:t>source .venv/bin/activate</w:t>
-      </w:r>
-    </w:p>
-    <w:p>
-      <w:pPr>
-        <w:spacing w:before="80" w:after="120"/>
-        <w:ind w:left="288"/>
-        <w:shd w:fill="EBF4FF"/>
-      </w:pPr>
-      <w:r>
-        <w:rPr>
-          <w:b/>
-          <w:color w:val="2B6CB0"/>
-          <w:sz w:val="19"/>
-        </w:rPr>
-        <w:t xml:space="preserve">Verification: </w:t>
-      </w:r>
-      <w:r>
-        <w:rPr>
-          <w:color w:val="2D3748"/>
-          <w:sz w:val="19"/>
-        </w:rPr>
-        <w:t>Your terminal prompt will now display "(.venv)" at the front, indicating the isolated environment is active.</w:t>
-      </w:r>
-    </w:p>
-    <w:p>
-      <w:pPr>
-        <w:pStyle w:val="Heading2"/>
-      </w:pPr>
-      <w:r>
-        <w:rPr>
-          <w:color w:val="1B365D"/>
-        </w:rPr>
-        <w:t>Step 3: Run the Live Interactive Demonstration</w:t>
-      </w:r>
-    </w:p>
-    <w:p>
-      <w:r>
-        <w:t>Run the standalone, formatted demonstration script created for your review:</w:t>
-      </w:r>
-    </w:p>
-    <w:p>
-      <w:pPr>
-        <w:spacing w:before="80" w:after="120"/>
-        <w:ind w:left="288"/>
-        <w:shd w:fill="F1F5F9"/>
-      </w:pPr>
-      <w:r>
-        <w:rPr>
-          <w:rFonts w:ascii="Courier New" w:hAnsi="Courier New"/>
-          <w:b/>
-          <w:color w:val="181E2A"/>
-          <w:sz w:val="20"/>
-        </w:rPr>
-        <w:t>python demo_template.py</w:t>
+        <w:t xml:space="preserve"/>
       </w:r>
     </w:p>
     <w:p>
       <w:r>
         <w:rPr>
-          <w:b/>
+          <w:rFonts w:ascii="Consolas" w:hAnsi="Consolas"/>
         </w:rPr>
-        <w:t>What this exercises live:</w:t>
-        <w:br/>
-      </w:r>
-      <w:r>
-        <w:t>• Step 1 (Benign Model): Analyzes a standard ChatML template. Confirms 0 warnings/errors and matches canonical profile (CT130).</w:t>
-        <w:br/>
-        <w:t>• Step 2 (Hostile Exploit): Catches dunder traversal (CT101), sandbox escape globals (CT104), and file inclusion (CT105).</w:t>
-        <w:br/>
-        <w:t>• Step 3 (Adversarial Backdoor): Detects omitted system role (CT110) and backdoor overrides like "Ignore previous instructions" (CT111).</w:t>
-        <w:br/>
-        <w:t>• Step 4 (Malformed Syntax): Traps unclosed tags safely as CT120 without crashing.</w:t>
-      </w:r>
-    </w:p>
-    <w:p>
-      <w:pPr>
-        <w:pStyle w:val="Heading2"/>
-      </w:pPr>
-      <w:r>
-        <w:rPr>
-          <w:color w:val="1B365D"/>
-        </w:rPr>
-        <w:t>Step 4: Run the Automated Unit Tests</w:t>
-      </w:r>
-    </w:p>
-    <w:p>
-      <w:r>
-        <w:t>Run the pytest test suite to demonstrate automated verification:</w:t>
+        <w:t xml:space="preserve">cd ~/Documents/ModelGuard</w:t>
       </w:r>
     </w:p>
     <w:p>
       <w:r>
         <w:rPr>
-          <w:b/>
+          <w:rFonts w:ascii="Consolas" w:hAnsi="Consolas"/>
         </w:rPr>
-        <w:t>A. To run only Module 3 tests (22 tests, verbose output):</w:t>
+        <w:t xml:space="preserve">git status --short --branch</w:t>
+      </w:r>
+    </w:p>
+    <w:p>
+      <w:r>
+        <w:t xml:space="preserve"/>
       </w:r>
     </w:p>
     <w:p>
       <w:pPr>
-        <w:spacing w:before="80" w:after="120"/>
-        <w:ind w:left="288"/>
-        <w:shd w:fill="F1F5F9"/>
+        <w:pStyle w:val="Heading1"/>
       </w:pPr>
       <w:r>
-        <w:rPr>
-          <w:rFonts w:ascii="Courier New" w:hAnsi="Courier New"/>
-          <w:b/>
-          <w:color w:val="181E2A"/>
-          <w:sz w:val="20"/>
-        </w:rPr>
-        <w:t>pytest tests/test_template_analyzer.py -v</w:t>
+        <w:t xml:space="preserve">Create the environment</w:t>
+      </w:r>
+    </w:p>
+    <w:p>
+      <w:r>
+        <w:t xml:space="preserve"/>
+      </w:r>
+    </w:p>
+    <w:p>
+      <w:r>
+        <w:t xml:space="preserve">No pre-existing virtual environment is assumed. Direct interpreter paths make activation optional.</w:t>
+      </w:r>
+    </w:p>
+    <w:p>
+      <w:r>
+        <w:t xml:space="preserve"/>
       </w:r>
     </w:p>
     <w:p>
       <w:r>
         <w:rPr>
-          <w:b/>
+          <w:rFonts w:ascii="Consolas" w:hAnsi="Consolas"/>
         </w:rPr>
-        <w:t>B. To run the full project test suite (all 72 tests across Modules 1, 2, and 3):</w:t>
-      </w:r>
-    </w:p>
-    <w:p>
-      <w:pPr>
-        <w:spacing w:before="80" w:after="120"/>
-        <w:ind w:left="288"/>
-        <w:shd w:fill="F1F5F9"/>
-      </w:pPr>
-      <w:r>
-        <w:rPr>
-          <w:rFonts w:ascii="Courier New" w:hAnsi="Courier New"/>
-          <w:b/>
-          <w:color w:val="181E2A"/>
-          <w:sz w:val="20"/>
-        </w:rPr>
-        <w:t>pytest -q</w:t>
-      </w:r>
-    </w:p>
-    <w:p>
-      <w:pPr>
-        <w:spacing w:before="80" w:after="120"/>
-        <w:ind w:left="288"/>
-        <w:shd w:fill="EBF4FF"/>
-      </w:pPr>
-      <w:r>
-        <w:rPr>
-          <w:b/>
-          <w:color w:val="2B6CB0"/>
-          <w:sz w:val="19"/>
-        </w:rPr>
-        <w:t xml:space="preserve">Expected Result: </w:t>
-      </w:r>
-      <w:r>
-        <w:rPr>
-          <w:color w:val="2D3748"/>
-          <w:sz w:val="19"/>
-        </w:rPr>
-        <w:t>You should see "72 passed in ~4.1s" with a 100% green pass rate.</w:t>
-      </w:r>
-    </w:p>
-    <w:p>
-      <w:pPr>
-        <w:pStyle w:val="Heading2"/>
-      </w:pPr>
-      <w:r>
-        <w:rPr>
-          <w:color w:val="1B365D"/>
-        </w:rPr>
-        <w:t>Step 5: Run the ModelGuard Scanner CLI</w:t>
-      </w:r>
-    </w:p>
-    <w:p>
-      <w:r>
-        <w:t>Scan sample model container files using the main ModelGuard CLI:</w:t>
+        <w:t xml:space="preserve">python3 -m venv .venv</w:t>
       </w:r>
     </w:p>
     <w:p>
       <w:r>
         <w:rPr>
-          <w:b/>
+          <w:rFonts w:ascii="Consolas" w:hAnsi="Consolas"/>
         </w:rPr>
-        <w:t>Scan a valid GGUF container:</w:t>
+        <w:t xml:space="preserve">.venv/bin/python -m pip install -e '.[test]'</w:t>
+      </w:r>
+    </w:p>
+    <w:p>
+      <w:r>
+        <w:t xml:space="preserve"/>
       </w:r>
     </w:p>
     <w:p>
       <w:pPr>
-        <w:spacing w:before="80" w:after="120"/>
-        <w:ind w:left="288"/>
-        <w:shd w:fill="F1F5F9"/>
+        <w:pStyle w:val="Heading1"/>
       </w:pPr>
       <w:r>
-        <w:rPr>
-          <w:rFonts w:ascii="Courier New" w:hAnsi="Courier New"/>
-          <w:b/>
-          <w:color w:val="181E2A"/>
-          <w:sz w:val="20"/>
-        </w:rPr>
-        <w:t>python -m modelguard scan samples/valid_model.gguf</w:t>
+        <w:t xml:space="preserve">Verify and demonstrate</w:t>
+      </w:r>
+    </w:p>
+    <w:p>
+      <w:r>
+        <w:t xml:space="preserve"/>
       </w:r>
     </w:p>
     <w:p>
       <w:r>
         <w:rPr>
-          <w:b/>
+          <w:rFonts w:ascii="Consolas" w:hAnsi="Consolas"/>
         </w:rPr>
-        <w:t>Scan a valid Safetensors container:</w:t>
+        <w:t xml:space="preserve">.venv/bin/python -m pytest -q</w:t>
+      </w:r>
+    </w:p>
+    <w:p>
+      <w:r>
+        <w:rPr>
+          <w:rFonts w:ascii="Consolas" w:hAnsi="Consolas"/>
+        </w:rPr>
+        <w:t xml:space="preserve">.venv/bin/python demo_template.py</w:t>
+      </w:r>
+    </w:p>
+    <w:p>
+      <w:r>
+        <w:rPr>
+          <w:rFonts w:ascii="Consolas" w:hAnsi="Consolas"/>
+        </w:rPr>
+        <w:t xml:space="preserve">.venv/bin/python -m modelguard.evaluate_templates</w:t>
+      </w:r>
+    </w:p>
+    <w:p>
+      <w:r>
+        <w:t xml:space="preserve"/>
+      </w:r>
+    </w:p>
+    <w:p>
+      <w:r>
+        <w:t xml:space="preserve">Use the counts printed by pytest. The demonstration is synthetic; the evaluation also includes independent pinned and held-out templates, with explicitly scoped accuracy, latency and worker memory metrics.</w:t>
+      </w:r>
+    </w:p>
+    <w:p>
+      <w:r>
+        <w:t xml:space="preserve"/>
       </w:r>
     </w:p>
     <w:p>
       <w:pPr>
-        <w:spacing w:before="80" w:after="120"/>
-        <w:ind w:left="288"/>
-        <w:shd w:fill="F1F5F9"/>
+        <w:pStyle w:val="Heading1"/>
       </w:pPr>
       <w:r>
+        <w:t xml:space="preserve">Scan a model package</w:t>
+      </w:r>
+    </w:p>
+    <w:p>
+      <w:r>
+        <w:t xml:space="preserve"/>
+      </w:r>
+    </w:p>
+    <w:p>
+      <w:r>
+        <w:t xml:space="preserve">Keep the model and its tokenizer/processor files together. Complete coverage requires a self-contained package: external symlinks are explicitly skipped.</w:t>
+      </w:r>
+    </w:p>
+    <w:p>
+      <w:r>
+        <w:t xml:space="preserve"/>
+      </w:r>
+    </w:p>
+    <w:p>
+      <w:r>
         <w:rPr>
-          <w:rFonts w:ascii="Courier New" w:hAnsi="Courier New"/>
-          <w:b/>
-          <w:color w:val="181E2A"/>
-          <w:sz w:val="20"/>
+          <w:rFonts w:ascii="Consolas" w:hAnsi="Consolas"/>
         </w:rPr>
-        <w:t>python -m modelguard scan samples/valid_model.safetensors</w:t>
+        <w:t xml:space="preserve">.venv/bin/python -m modelguard scan path/to/model.safetensors \</w:t>
+      </w:r>
+    </w:p>
+    <w:p>
+      <w:r>
+        <w:rPr>
+          <w:rFonts w:ascii="Consolas" w:hAnsi="Consolas"/>
+        </w:rPr>
+        <w:t xml:space="preserve">  --template-profile transformers \</w:t>
+      </w:r>
+    </w:p>
+    <w:p>
+      <w:r>
+        <w:rPr>
+          <w:rFonts w:ascii="Consolas" w:hAnsi="Consolas"/>
+        </w:rPr>
+        <w:t xml:space="preserve">  --json report.json \</w:t>
+      </w:r>
+    </w:p>
+    <w:p>
+      <w:r>
+        <w:rPr>
+          <w:rFonts w:ascii="Consolas" w:hAnsi="Consolas"/>
+        </w:rPr>
+        <w:t xml:space="preserve">  --html report.html</w:t>
+      </w:r>
+    </w:p>
+    <w:p>
+      <w:r>
+        <w:t xml:space="preserve"/>
+      </w:r>
+    </w:p>
+    <w:p>
+      <w:r>
+        <w:t xml:space="preserve">Use processor for a multimodal processor, gguf for embedded GGUF precedence, or auto for the format-based default. Application-level template overrides cannot be inferred automatically.</w:t>
+      </w:r>
+    </w:p>
+    <w:p>
+      <w:r>
+        <w:t xml:space="preserve"/>
       </w:r>
     </w:p>
     <w:p>
       <w:pPr>
-        <w:pStyle w:val="Heading2"/>
+        <w:pStyle w:val="Heading1"/>
       </w:pPr>
       <w:r>
-        <w:rPr>
-          <w:color w:val="1B365D"/>
-        </w:rPr>
-        <w:t>Step 6: Export HTML and JSON Reports</w:t>
+        <w:t xml:space="preserve">Interpret and view results</w:t>
       </w:r>
     </w:p>
     <w:p>
       <w:r>
-        <w:t>Generate standalone machine-readable JSON and human-readable HTML reports:</w:t>
-      </w:r>
-    </w:p>
-    <w:p>
-      <w:pPr>
-        <w:spacing w:before="80" w:after="120"/>
-        <w:ind w:left="288"/>
-        <w:shd w:fill="F1F5F9"/>
-      </w:pPr>
-      <w:r>
-        <w:rPr>
-          <w:rFonts w:ascii="Courier New" w:hAnsi="Courier New"/>
-          <w:b/>
-          <w:color w:val="181E2A"/>
-          <w:sz w:val="20"/>
-        </w:rPr>
-        <w:t>python -m modelguard scan samples/invalid_offset.gguf \n  --json my_report.json \n  --html my_report.html || true</w:t>
-      </w:r>
-    </w:p>
-    <w:p>
-      <w:pPr>
-        <w:spacing w:before="80" w:after="120"/>
-        <w:ind w:left="288"/>
-        <w:shd w:fill="EBF4FF"/>
-      </w:pPr>
-      <w:r>
-        <w:rPr>
-          <w:b/>
-          <w:color w:val="2B6CB0"/>
-          <w:sz w:val="19"/>
-        </w:rPr>
-        <w:t xml:space="preserve">View HTML: </w:t>
-      </w:r>
-      <w:r>
-        <w:rPr>
-          <w:color w:val="2D3748"/>
-          <w:sz w:val="19"/>
-        </w:rPr>
-        <w:t>Open the generated report in your web browser with: xdg-open my_report.html</w:t>
-      </w:r>
-    </w:p>
-    <w:p>
-      <w:pPr>
-        <w:pStyle w:val="Heading2"/>
-      </w:pPr>
-      <w:r>
-        <w:rPr>
-          <w:color w:val="1B365D"/>
-        </w:rPr>
-        <w:t>Step 7: Exit the Environment When Done</w:t>
+        <w:t xml:space="preserve"/>
       </w:r>
     </w:p>
     <w:p>
       <w:r>
-        <w:t>When you finish your practice session or presentation, exit the virtual environment:</w:t>
+        <w:t xml:space="preserve">Read findings and coverage together. Completed means supported static checks finished within budget. Absent means no supported template was discovered. Incomplete means some source was invalid, unavailable, unsupported, over budget or failed inspection. Neither absence nor completion guarantees safety.</w:t>
       </w:r>
     </w:p>
     <w:p>
-      <w:pPr>
-        <w:spacing w:before="80" w:after="120"/>
-        <w:ind w:left="288"/>
-        <w:shd w:fill="F1F5F9"/>
-      </w:pPr>
       <w:r>
-        <w:rPr>
-          <w:rFonts w:ascii="Courier New" w:hAnsi="Courier New"/>
-          <w:b/>
-          <w:color w:val="181E2A"/>
-          <w:sz w:val="20"/>
-        </w:rPr>
-        <w:t>deactivate</w:t>
+        <w:t xml:space="preserve"/>
       </w:r>
     </w:p>
     <w:p>
-      <w:pPr>
-        <w:spacing w:after="160"/>
-      </w:pPr>
+      <w:r>
+        <w:t xml:space="preserve">Code findings are potential-risk syntax. Prompt and role findings are heuristics. Format resemblance differs from exact pinned snapshot equality. None authenticates model weights or proves runtime exploitability. No template is rendered or evaluated.</w:t>
+      </w:r>
     </w:p>
     <w:p>
-      <w:pPr>
-        <w:pStyle w:val="Heading2"/>
-      </w:pPr>
       <w:r>
-        <w:rPr>
-          <w:color w:val="1B365D"/>
-        </w:rPr>
-        <w:t>Quick Cheat Sheet</w:t>
+        <w:t xml:space="preserve"/>
       </w:r>
     </w:p>
-    <w:tbl>
-      <w:tblPr>
-        <w:tblW w:type="auto" w:w="0"/>
-        <w:jc w:val="center"/>
-        <w:tblLook w:firstColumn="1" w:firstRow="1" w:lastColumn="0" w:lastRow="0" w:noHBand="0" w:noVBand="1" w:val="04A0"/>
-      </w:tblPr>
-      <w:tblGrid>
-        <w:gridCol w:w="4680"/>
-        <w:gridCol w:w="4680"/>
-      </w:tblGrid>
-      <w:tr>
-        <w:tc>
-          <w:tcPr>
-            <w:tcW w:type="dxa" w:w="4680"/>
-            <w:shd w:fill="1B365D"/>
-          </w:tcPr>
-          <w:p>
-            <w:pPr>
-              <w:spacing w:before="60" w:after="60"/>
-            </w:pPr>
-            <w:r>
-              <w:rPr>
-                <w:b/>
-                <w:color w:val="FFFFFF"/>
-              </w:rPr>
-              <w:t>Task</w:t>
-            </w:r>
-          </w:p>
-        </w:tc>
-        <w:tc>
-          <w:tcPr>
-            <w:tcW w:type="dxa" w:w="4680"/>
-            <w:shd w:fill="1B365D"/>
-          </w:tcPr>
-          <w:p>
-            <w:pPr>
-              <w:spacing w:before="60" w:after="60"/>
-            </w:pPr>
-            <w:r>
-              <w:rPr>
-                <w:rFonts w:ascii="Courier New" w:hAnsi="Courier New"/>
-                <w:b/>
-                <w:color w:val="FFFFFF"/>
-                <w:sz w:val="18"/>
-              </w:rPr>
-              <w:t>Command</w:t>
-            </w:r>
-          </w:p>
-        </w:tc>
-      </w:tr>
-      <w:tr>
-        <w:tc>
-          <w:tcPr>
-            <w:tcW w:type="dxa" w:w="4680"/>
-            <w:shd w:fill="F8FAFC"/>
-          </w:tcPr>
-          <w:p>
-            <w:pPr>
-              <w:spacing w:before="60" w:after="60"/>
-            </w:pPr>
-            <w:r>
-              <w:rPr>
-                <w:b/>
-                <w:sz w:val="18"/>
-              </w:rPr>
-              <w:t>Activate Environment</w:t>
-            </w:r>
-          </w:p>
-        </w:tc>
-        <w:tc>
-          <w:tcPr>
-            <w:tcW w:type="dxa" w:w="4680"/>
-            <w:shd w:fill="F8FAFC"/>
-          </w:tcPr>
-          <w:p>
-            <w:pPr>
-              <w:spacing w:before="60" w:after="60"/>
-            </w:pPr>
-            <w:r>
-              <w:rPr>
-                <w:rFonts w:ascii="Courier New" w:hAnsi="Courier New"/>
-                <w:sz w:val="18"/>
-              </w:rPr>
-              <w:t>source .venv/bin/activate</w:t>
-            </w:r>
-          </w:p>
-        </w:tc>
-      </w:tr>
-      <w:tr>
-        <w:tc>
-          <w:tcPr>
-            <w:tcW w:type="dxa" w:w="4680"/>
-          </w:tcPr>
-          <w:p>
-            <w:pPr>
-              <w:spacing w:before="60" w:after="60"/>
-            </w:pPr>
-            <w:r>
-              <w:rPr>
-                <w:b/>
-                <w:sz w:val="18"/>
-              </w:rPr>
-              <w:t>Run Module 3 Demo</w:t>
-            </w:r>
-          </w:p>
-        </w:tc>
-        <w:tc>
-          <w:tcPr>
-            <w:tcW w:type="dxa" w:w="4680"/>
-          </w:tcPr>
-          <w:p>
-            <w:pPr>
-              <w:spacing w:before="60" w:after="60"/>
-            </w:pPr>
-            <w:r>
-              <w:rPr>
-                <w:rFonts w:ascii="Courier New" w:hAnsi="Courier New"/>
-                <w:sz w:val="18"/>
-              </w:rPr>
-              <w:t>python demo_template.py</w:t>
-            </w:r>
-          </w:p>
-        </w:tc>
-      </w:tr>
-      <w:tr>
-        <w:tc>
-          <w:tcPr>
-            <w:tcW w:type="dxa" w:w="4680"/>
-            <w:shd w:fill="F8FAFC"/>
-          </w:tcPr>
-          <w:p>
-            <w:pPr>
-              <w:spacing w:before="60" w:after="60"/>
-            </w:pPr>
-            <w:r>
-              <w:rPr>
-                <w:b/>
-                <w:sz w:val="18"/>
-              </w:rPr>
-              <w:t>Run Module 3 Tests</w:t>
-            </w:r>
-          </w:p>
-        </w:tc>
-        <w:tc>
-          <w:tcPr>
-            <w:tcW w:type="dxa" w:w="4680"/>
-            <w:shd w:fill="F8FAFC"/>
-          </w:tcPr>
-          <w:p>
-            <w:pPr>
-              <w:spacing w:before="60" w:after="60"/>
-            </w:pPr>
-            <w:r>
-              <w:rPr>
-                <w:rFonts w:ascii="Courier New" w:hAnsi="Courier New"/>
-                <w:sz w:val="18"/>
-              </w:rPr>
-              <w:t>pytest tests/test_template_analyzer.py -v</w:t>
-            </w:r>
-          </w:p>
-        </w:tc>
-      </w:tr>
-      <w:tr>
-        <w:tc>
-          <w:tcPr>
-            <w:tcW w:type="dxa" w:w="4680"/>
-          </w:tcPr>
-          <w:p>
-            <w:pPr>
-              <w:spacing w:before="60" w:after="60"/>
-            </w:pPr>
-            <w:r>
-              <w:rPr>
-                <w:b/>
-                <w:sz w:val="18"/>
-              </w:rPr>
-              <w:t>Run All 72 Tests</w:t>
-            </w:r>
-          </w:p>
-        </w:tc>
-        <w:tc>
-          <w:tcPr>
-            <w:tcW w:type="dxa" w:w="4680"/>
-          </w:tcPr>
-          <w:p>
-            <w:pPr>
-              <w:spacing w:before="60" w:after="60"/>
-            </w:pPr>
-            <w:r>
-              <w:rPr>
-                <w:rFonts w:ascii="Courier New" w:hAnsi="Courier New"/>
-                <w:sz w:val="18"/>
-              </w:rPr>
-              <w:t>pytest -q</w:t>
-            </w:r>
-          </w:p>
-        </w:tc>
-      </w:tr>
-    </w:tbl>
+    <w:p>
+      <w:r>
+        <w:t xml:space="preserve">Open report.html in a browser: open report.html on macOS, or xdg-open report.html on Linux. Exit 1 reports ERROR/CRITICAL findings or incomplete template coverage while still writing reports; exit 2 indicates report-writing failure.</w:t>
+      </w:r>
+    </w:p>
     <w:sectPr>
       <w:pgSz w:w="12240" w:h="15840"/>
       <w:pgMar w:top="1440" w:right="1440" w:bottom="1440" w:left="1440" w:header="720" w:footer="720" w:gutter="0"/>
